--- a/scenariusze/MateriałOdStudentów.docx
+++ b/scenariusze/MateriałOdStudentów.docx
@@ -45,7 +45,7 @@
               <w:rPr>
                 <w:lang w:val="pl-PL"/>
               </w:rPr>
-              <w:t>Materiał od studentów.</w:t>
+              <w:t>Materiał od studentów</w:t>
             </w:r>
           </w:p>
         </w:tc>
@@ -83,7 +83,7 @@
               <w:rPr>
                 <w:lang w:val="pl-PL"/>
               </w:rPr>
-              <w:t>Pobranie materiałow do nauki udostępnionych przez studentów</w:t>
+              <w:t>Wyświetlenie i pobranie materiałów pochodzących od studentów dla wybranego przedmiotu</w:t>
             </w:r>
           </w:p>
         </w:tc>
@@ -121,7 +121,7 @@
               <w:rPr>
                 <w:lang w:val="pl-PL"/>
               </w:rPr>
-              <w:t>Student.</w:t>
+              <w:t>Student</w:t>
             </w:r>
           </w:p>
         </w:tc>
@@ -159,20 +159,7 @@
               <w:rPr>
                 <w:lang w:val="pl-PL"/>
               </w:rPr>
-              <w:t>Student jest zalogowany.</w:t>
-            </w:r>
-          </w:p>
-          <w:p>
-            <w:pPr>
-              <w:rPr>
-                <w:lang w:val="pl-PL"/>
-              </w:rPr>
-            </w:pPr>
-            <w:r>
-              <w:rPr>
-                <w:lang w:val="pl-PL"/>
-              </w:rPr>
-              <w:t>Student zainicjował pozyskiwanie materiału i wybrał kategorię „Materiał od studentów”.</w:t>
+              <w:t>Student zainicjował pozyskiwanie materiału i wybrał kategorię „Materiały od studentów”. Uruchomiono i spełniono warunki wstępne przypadku nadrzędnego „Pozyskaj materiał”</w:t>
             </w:r>
           </w:p>
         </w:tc>
@@ -210,7 +197,13 @@
               <w:rPr>
                 <w:lang w:val="pl-PL"/>
               </w:rPr>
-              <w:t>Student jest zapisany do wybranego przedmiotu.</w:t>
+              <w:t xml:space="preserve">Student </w:t>
+            </w:r>
+            <w:r>
+              <w:rPr>
+                <w:lang w:val="pl-PL"/>
+              </w:rPr>
+              <w:t>chce pozyskać materiał od studentów. Sesja studenta pozostaje aktywna. Przypisanie do przedmiotu studenta nie ulega zmianie przez cały czas trwania przypadku użycia</w:t>
             </w:r>
           </w:p>
         </w:tc>
@@ -248,7 +241,25 @@
               <w:rPr>
                 <w:lang w:val="pl-PL"/>
               </w:rPr>
-              <w:t>System wyświetla użytkownikowi listę materiałow dodanych przez studentów. Student wybiera interesujący go materiał. System sprawdza czy student należy do grupy która może pozyskać materiał. W zależności od typu materiału system otwiera studentowi nową kartę przeglądarki z materiałem lub zaczyna proces pobrania pliku na komputer studenta.</w:t>
+              <w:t xml:space="preserve">System filtruje bazę danych i </w:t>
+            </w:r>
+            <w:r>
+              <w:rPr>
+                <w:lang w:val="pl-PL"/>
+              </w:rPr>
+              <w:t>wyświetla studentowi listę zweryfikowanych i udostępnionych</w:t>
+            </w:r>
+            <w:r>
+              <w:rPr>
+                <w:lang w:val="pl-PL"/>
+              </w:rPr>
+              <w:t xml:space="preserve"> (dodanych przez Administratora)</w:t>
+            </w:r>
+            <w:r>
+              <w:rPr>
+                <w:lang w:val="pl-PL"/>
+              </w:rPr>
+              <w:t xml:space="preserve"> materiałów, które zostały zasugerowane przez innych studentów dla wybranego przedmiotu. Student wybiera interesujący go materiał z listy. System udostępnia załącznik wybranego materiału do pobrania</w:t>
             </w:r>
           </w:p>
         </w:tc>
@@ -286,7 +297,25 @@
               <w:rPr>
                 <w:lang w:val="pl-PL"/>
               </w:rPr>
-              <w:t>Materiał został pobrany przez studenta lub wyświetlony w nowej karcie przeglądarki</w:t>
+              <w:t xml:space="preserve">Załącznik wybranego materiału został pomyślnie wyświetlony </w:t>
+            </w:r>
+            <w:r>
+              <w:rPr>
+                <w:lang w:val="pl-PL"/>
+              </w:rPr>
+              <w:t xml:space="preserve">i pobrany przez </w:t>
+            </w:r>
+            <w:r>
+              <w:rPr>
+                <w:lang w:val="pl-PL"/>
+              </w:rPr>
+              <w:t>student</w:t>
+            </w:r>
+            <w:r>
+              <w:rPr>
+                <w:lang w:val="pl-PL"/>
+              </w:rPr>
+              <w:t>a</w:t>
             </w:r>
           </w:p>
         </w:tc>
